--- a/resumes/lead-backend/resume.docx
+++ b/resumes/lead-backend/resume.docx
@@ -125,7 +125,7 @@
         <w:t xml:space="preserve">•  </w:t>
       </w:r>
       <w:r>
-        <w:t>Designed and delivered services across a microservices architecture of nearly 20 running services.</w:t>
+        <w:t>Designed and delivered services across a microservices architecture of nearly 25 running services.</w:t>
       </w:r>
     </w:p>
     <w:p>
@@ -141,7 +141,7 @@
         <w:t xml:space="preserve">•  </w:t>
       </w:r>
       <w:r>
-        <w:t>Helped deliver an internal election-management platform supporting 50,000 users alongside a public-facing application.</w:t>
+        <w:t>Helped deliver an internal election-management platform supporting 50,000 users and approximately 100,000 daily requests during election periods.</w:t>
       </w:r>
     </w:p>
     <w:p>
@@ -319,7 +319,7 @@
         <w:t xml:space="preserve">•  </w:t>
       </w:r>
       <w:r>
-        <w:t>Design and implement secure, scalable Java, Spring Boot, Hibernate, and REST API services across a microservices architecture of nearly 20 running services.</w:t>
+        <w:t>Design and implement secure, scalable Java, Spring Boot, Hibernate, and REST API services across a microservices architecture of nearly 25 running services.</w:t>
       </w:r>
     </w:p>
     <w:p>

--- a/resumes/lead-backend/resume.docx
+++ b/resumes/lead-backend/resume.docx
@@ -58,7 +58,7 @@
           <w:color w:val="525860"/>
           <w:sz w:val="18"/>
         </w:rPr>
-        <w:t>LinkedIn: www.linkedin.com/in/sadmansobhan | Website: www.sadmansobhan.com</w:t>
+        <w:t>LinkedIn: www.linkedin.com/in/sadmansobhan | Website: www.sadmansobhan.com | GitHub: github.com/imran110219</w:t>
       </w:r>
     </w:p>
     <w:p>

--- a/resumes/lead-backend/resume.docx
+++ b/resumes/lead-backend/resume.docx
@@ -251,11 +251,6 @@
       </w:r>
       <w:r>
         <w:t>Security &amp; Platform: Keycloak, Authentication, Authorization, Kubernetes, Data Integrity</w:t>
-      </w:r>
-    </w:p>
-    <w:p>
-      <w:r>
-        <w:br w:type="page"/>
       </w:r>
     </w:p>
     <w:p>
@@ -542,7 +537,7 @@
         <w:keepLines/>
       </w:pPr>
       <w:r>
-        <w:t>Bachelor of Science in Computer Science and Engineering, Khulna University | 2011 - 2016</w:t>
+        <w:t>Khulna University | Bachelor of Science (B.Sc.) in Computer Science and Engineering | 2011–2016</w:t>
       </w:r>
     </w:p>
     <w:sectPr>

--- a/resumes/lead-backend/resume.docx
+++ b/resumes/lead-backend/resume.docx
@@ -298,7 +298,7 @@
         <w:t xml:space="preserve">•  </w:t>
       </w:r>
       <w:r>
-        <w:t>Serve as backend team lead for an Election Management System, guiding grooming, planning, implementation, and code reviews within a 30-person development team.</w:t>
+        <w:t>Led backend engineering activities for an Election Management System, including task allocation, grooming, planning, implementation guidance, and code reviews within a 30-person development team.</w:t>
       </w:r>
     </w:p>
     <w:p>
@@ -314,7 +314,23 @@
         <w:t xml:space="preserve">•  </w:t>
       </w:r>
       <w:r>
-        <w:t>Design and implement secure, scalable Java, Spring Boot, Hibernate, and REST API services across a microservices architecture of nearly 25 running services.</w:t>
+        <w:t>Key technologies: Java, Spring Boot, Hibernate, REST APIs, Docker, Kubernetes, Keycloak.</w:t>
+      </w:r>
+    </w:p>
+    <w:p>
+      <w:pPr>
+        <w:spacing w:after="36" w:line="245" w:lineRule="auto"/>
+        <w:ind w:left="245" w:hanging="187"/>
+        <w:keepLines/>
+      </w:pPr>
+      <w:r>
+        <w:rPr>
+          <w:color w:val="1B375C"/>
+        </w:rPr>
+        <w:t xml:space="preserve">•  </w:t>
+      </w:r>
+      <w:r>
+        <w:t>Designed service interactions and REST API contracts across a microservices architecture of nearly 25 services, delivering secure, scalable Java and Spring Boot services.</w:t>
       </w:r>
     </w:p>
     <w:p>

--- a/resumes/lead-backend/resume.docx
+++ b/resumes/lead-backend/resume.docx
@@ -125,22 +125,6 @@
         <w:t xml:space="preserve">•  </w:t>
       </w:r>
       <w:r>
-        <w:t>Designed and delivered services across a microservices architecture of nearly 25 running services.</w:t>
-      </w:r>
-    </w:p>
-    <w:p>
-      <w:pPr>
-        <w:spacing w:after="36" w:line="245" w:lineRule="auto"/>
-        <w:ind w:left="245" w:hanging="187"/>
-        <w:keepLines/>
-      </w:pPr>
-      <w:r>
-        <w:rPr>
-          <w:color w:val="1B375C"/>
-        </w:rPr>
-        <w:t xml:space="preserve">•  </w:t>
-      </w:r>
-      <w:r>
         <w:t>Helped deliver an internal election-management platform supporting 50,000 users and approximately 100,000 daily requests during election periods.</w:t>
       </w:r>
     </w:p>
@@ -158,22 +142,6 @@
       </w:r>
       <w:r>
         <w:t>Reduced exam-management system response time by 30% through Redis caching and backend performance improvements.</w:t>
-      </w:r>
-    </w:p>
-    <w:p>
-      <w:pPr>
-        <w:spacing w:after="36" w:line="245" w:lineRule="auto"/>
-        <w:ind w:left="245" w:hanging="187"/>
-        <w:keepLines/>
-      </w:pPr>
-      <w:r>
-        <w:rPr>
-          <w:color w:val="1B375C"/>
-        </w:rPr>
-        <w:t xml:space="preserve">•  </w:t>
-      </w:r>
-      <w:r>
-        <w:t>Supported production workflows used by 2,500+ administrators, 1,000 invigilators, and 1,000 examinees, including payments for nearly 30,000 students.</w:t>
       </w:r>
     </w:p>
     <w:p>
@@ -299,22 +267,6 @@
       </w:r>
       <w:r>
         <w:t>Led backend engineering activities for an Election Management System, including task allocation, grooming, planning, implementation guidance, and code reviews within a 30-person development team.</w:t>
-      </w:r>
-    </w:p>
-    <w:p>
-      <w:pPr>
-        <w:spacing w:after="36" w:line="245" w:lineRule="auto"/>
-        <w:ind w:left="245" w:hanging="187"/>
-        <w:keepLines/>
-      </w:pPr>
-      <w:r>
-        <w:rPr>
-          <w:color w:val="1B375C"/>
-        </w:rPr>
-        <w:t xml:space="preserve">•  </w:t>
-      </w:r>
-      <w:r>
-        <w:t>Key technologies: Java, Spring Boot, Hibernate, REST APIs, Docker, Kubernetes, Keycloak.</w:t>
       </w:r>
     </w:p>
     <w:p>
@@ -497,41 +449,6 @@
       </w:r>
       <w:r>
         <w:t>Contributed to large-file upload capabilities, relational data modeling, enterprise workflow features, and stakeholder-aligned delivery.</w:t>
-      </w:r>
-    </w:p>
-    <w:p>
-      <w:pPr>
-        <w:pStyle w:val="DesignedSubsection"/>
-        <w:spacing w:before="90" w:after="10"/>
-        <w:keepNext/>
-      </w:pPr>
-      <w:r>
-        <w:t>Jaliks Soft IT Limited - .NET Developer</w:t>
-      </w:r>
-    </w:p>
-    <w:p>
-      <w:pPr>
-        <w:spacing w:after="40"/>
-        <w:keepLines/>
-      </w:pPr>
-      <w:r>
-        <w:t>Khulna, Bangladesh | February 2016 - June 2016</w:t>
-      </w:r>
-    </w:p>
-    <w:p>
-      <w:pPr>
-        <w:spacing w:after="36" w:line="245" w:lineRule="auto"/>
-        <w:ind w:left="245" w:hanging="187"/>
-        <w:keepLines/>
-      </w:pPr>
-      <w:r>
-        <w:rPr>
-          <w:color w:val="1B375C"/>
-        </w:rPr>
-        <w:t xml:space="preserve">•  </w:t>
-      </w:r>
-      <w:r>
-        <w:t>Implemented features and resolved defects for a large-scale education application using ASP.NET, C#, and SQL Server.</w:t>
       </w:r>
     </w:p>
     <w:p>

--- a/resumes/lead-backend/resume.docx
+++ b/resumes/lead-backend/resume.docx
@@ -41,7 +41,7 @@
           <w:color w:val="525860"/>
           <w:sz w:val="18"/>
         </w:rPr>
-        <w:t>Dhaka, Bangladesh | +8801912070224 | imran110219@gmail.com</w:t>
+        <w:t>Dhaka, Bangladesh | Contact via LinkedIn</w:t>
       </w:r>
     </w:p>
     <w:p>
@@ -125,7 +125,7 @@
         <w:t xml:space="preserve">•  </w:t>
       </w:r>
       <w:r>
-        <w:t>Helped deliver an internal election-management platform supporting 50,000 users and approximately 100,000 daily requests during election periods.</w:t>
+        <w:t>Helped deliver an internal election-management platform reported to support 50,000 users and approximately 100,000 daily requests during election periods.</w:t>
       </w:r>
     </w:p>
     <w:p>
@@ -266,7 +266,7 @@
         <w:t xml:space="preserve">•  </w:t>
       </w:r>
       <w:r>
-        <w:t>Led backend engineering activities for an Election Management System, including task allocation, grooming, planning, implementation guidance, and code reviews within a 30-person development team.</w:t>
+        <w:t>Lead backend engineering activities for an Election Management System, including task allocation, grooming, planning, implementation guidance, and code reviews within a 30-person development team.</w:t>
       </w:r>
     </w:p>
     <w:p>
@@ -282,7 +282,7 @@
         <w:t xml:space="preserve">•  </w:t>
       </w:r>
       <w:r>
-        <w:t>Designed service interactions and REST API contracts across a microservices architecture of nearly 25 services, delivering secure, scalable Java and Spring Boot services.</w:t>
+        <w:t>Design service interactions and REST API contracts across a microservices architecture of nearly 25 services, delivering secure, scalable Java and Spring Boot services.</w:t>
       </w:r>
     </w:p>
     <w:p>
@@ -298,7 +298,7 @@
         <w:t xml:space="preserve">•  </w:t>
       </w:r>
       <w:r>
-        <w:t>Help deliver an internal system supporting 50,000 users alongside a public-facing application that does not require authentication.</w:t>
+        <w:t>Contribute to delivery of an internal system reported to support 50,000 users alongside a public-facing application that does not require authentication.</w:t>
       </w:r>
     </w:p>
     <w:p>
@@ -314,7 +314,7 @@
         <w:t xml:space="preserve">•  </w:t>
       </w:r>
       <w:r>
-        <w:t>Support Kubernetes deployments to the organization's self-managed data center and digitized election-result workflows previously dependent on paperwork and physical result delivery.</w:t>
+        <w:t>Support Kubernetes deployments to the organization's self-managed data center and digitize election-result workflows previously dependent on paperwork and physical result delivery.</w:t>
       </w:r>
     </w:p>
     <w:p>
@@ -381,7 +381,7 @@
         <w:t xml:space="preserve">•  </w:t>
       </w:r>
       <w:r>
-        <w:t>Built a real-time administrator dashboard that contributed to a 40% increase in system usage and user satisfaction.</w:t>
+        <w:t>Built a real-time administrator dashboard associated with a reported 40% increase in system usage.</w:t>
       </w:r>
     </w:p>
     <w:p>

--- a/resumes/lead-backend/resume.docx
+++ b/resumes/lead-backend/resume.docx
@@ -80,7 +80,7 @@
         <w:keepLines/>
       </w:pPr>
       <w:r>
-        <w:t>Senior Software Engineer with 9+ years of experience delivering secure, scalable Java backend systems across government, education, healthcare, and enterprise domains. Combines hands-on Spring Boot, PostgreSQL, API, and distributed-systems delivery with backend team leadership, planning, mentoring, code review, and stakeholder collaboration.</w:t>
+        <w:t>Senior Backend Engineer with 9+ years of experience combining hands-on Java and Spring Boot delivery with backend technical leadership, planning, mentoring, code review, and stakeholder collaboration across government, education, healthcare, and enterprise domains.</w:t>
       </w:r>
     </w:p>
     <w:p>

--- a/resumes/lead-backend/resume.docx
+++ b/resumes/lead-backend/resume.docx
@@ -319,6 +319,22 @@
     </w:p>
     <w:p>
       <w:pPr>
+        <w:spacing w:after="36" w:line="245" w:lineRule="auto"/>
+        <w:ind w:left="245" w:hanging="187"/>
+        <w:keepLines/>
+      </w:pPr>
+      <w:r>
+        <w:rPr>
+          <w:color w:val="1B375C"/>
+        </w:rPr>
+        <w:t xml:space="preserve">•  </w:t>
+      </w:r>
+      <w:r>
+        <w:t>Contributed to approximately 30 deployments by writing Dockerfiles and diagnosing deployment failures in the organization's self-managed Kubernetes data center.</w:t>
+      </w:r>
+    </w:p>
+    <w:p>
+      <w:pPr>
         <w:pStyle w:val="DesignedSubsection"/>
         <w:spacing w:before="90" w:after="10"/>
         <w:keepNext/>
@@ -453,6 +469,57 @@
     </w:p>
     <w:p>
       <w:pPr>
+        <w:pStyle w:val="DesignedSubsection"/>
+        <w:spacing w:before="90" w:after="10"/>
+        <w:keepNext/>
+      </w:pPr>
+      <w:r>
+        <w:t>Jaliks Soft IT Limited - .NET Developer</w:t>
+      </w:r>
+    </w:p>
+    <w:p>
+      <w:pPr>
+        <w:spacing w:after="40"/>
+        <w:keepLines/>
+      </w:pPr>
+      <w:r>
+        <w:t>Khulna, Bangladesh | February 2016 - June 2016</w:t>
+      </w:r>
+    </w:p>
+    <w:p>
+      <w:pPr>
+        <w:spacing w:after="36" w:line="245" w:lineRule="auto"/>
+        <w:ind w:left="245" w:hanging="187"/>
+        <w:keepLines/>
+      </w:pPr>
+      <w:r>
+        <w:rPr>
+          <w:color w:val="1B375C"/>
+        </w:rPr>
+        <w:t xml:space="preserve">•  </w:t>
+      </w:r>
+      <w:r>
+        <w:t>Implemented features and resolved defects for a large-scale education application using ASP.NET, C#, and SQL Server.</w:t>
+      </w:r>
+    </w:p>
+    <w:p>
+      <w:pPr>
+        <w:spacing w:after="36" w:line="245" w:lineRule="auto"/>
+        <w:ind w:left="245" w:hanging="187"/>
+        <w:keepLines/>
+      </w:pPr>
+      <w:r>
+        <w:rPr>
+          <w:color w:val="1B375C"/>
+        </w:rPr>
+        <w:t xml:space="preserve">•  </w:t>
+      </w:r>
+      <w:r>
+        <w:t>Developed and maintained SQL Server database components, including stored procedures, triggers, and views.</w:t>
+      </w:r>
+    </w:p>
+    <w:p>
+      <w:pPr>
         <w:pStyle w:val="DesignedSection"/>
         <w:spacing w:before="140" w:after="60"/>
         <w:pBdr>
@@ -471,6 +538,51 @@
       </w:pPr>
       <w:r>
         <w:t>Khulna University | Bachelor of Science (B.Sc.) in Computer Science and Engineering | 2011–2016</w:t>
+      </w:r>
+    </w:p>
+    <w:p>
+      <w:pPr>
+        <w:pStyle w:val="DesignedSection"/>
+        <w:spacing w:before="140" w:after="60"/>
+        <w:pBdr>
+          <w:bottom w:val="single" w:sz="8" w:space="5" w:color="1B375C"/>
+        </w:pBdr>
+        <w:keepNext/>
+      </w:pPr>
+      <w:r>
+        <w:t>PUBLICATIONS</w:t>
+      </w:r>
+    </w:p>
+    <w:p>
+      <w:pPr>
+        <w:spacing w:after="36" w:line="245" w:lineRule="auto"/>
+        <w:ind w:left="245" w:hanging="187"/>
+        <w:keepLines/>
+      </w:pPr>
+      <w:r>
+        <w:rPr>
+          <w:color w:val="1B375C"/>
+        </w:rPr>
+        <w:t xml:space="preserve">•  </w:t>
+      </w:r>
+      <w:r>
+        <w:t>Temporal Relation Extraction using Apriori Algorithm — ICIEV, 2016</w:t>
+      </w:r>
+    </w:p>
+    <w:p>
+      <w:pPr>
+        <w:spacing w:after="36" w:line="245" w:lineRule="auto"/>
+        <w:ind w:left="245" w:hanging="187"/>
+        <w:keepLines/>
+      </w:pPr>
+      <w:r>
+        <w:rPr>
+          <w:color w:val="1B375C"/>
+        </w:rPr>
+        <w:t xml:space="preserve">•  </w:t>
+      </w:r>
+      <w:r>
+        <w:t>An Effective Attendance Monitoring System with Fraud Prevention Technique for Educational Institutions — International Journal of Engineering and Technology, 2018</w:t>
       </w:r>
     </w:p>
     <w:sectPr>

--- a/resumes/lead-backend/resume.docx
+++ b/resumes/lead-backend/resume.docx
@@ -247,6 +247,7 @@
     <w:p>
       <w:pPr>
         <w:spacing w:after="40"/>
+        <w:keepNext/>
         <w:keepLines/>
       </w:pPr>
       <w:r>
@@ -346,6 +347,7 @@
     <w:p>
       <w:pPr>
         <w:spacing w:after="40"/>
+        <w:keepNext/>
         <w:keepLines/>
       </w:pPr>
       <w:r>
@@ -429,6 +431,7 @@
     <w:p>
       <w:pPr>
         <w:spacing w:after="40"/>
+        <w:keepNext/>
         <w:keepLines/>
       </w:pPr>
       <w:r>
@@ -480,6 +483,7 @@
     <w:p>
       <w:pPr>
         <w:spacing w:after="40"/>
+        <w:keepNext/>
         <w:keepLines/>
       </w:pPr>
       <w:r>
@@ -499,7 +503,30 @@
         <w:t xml:space="preserve">•  </w:t>
       </w:r>
       <w:r>
-        <w:t>Implemented features and resolved defects for a large-scale education application using ASP.NET, C#, and SQL Server.</w:t>
+        <w:t>Implemented and maintained a large-scale education application using ASP.NET, C#, and SQL Server, including stored procedures, triggers, and views.</w:t>
+      </w:r>
+    </w:p>
+    <w:p>
+      <w:pPr>
+        <w:pStyle w:val="DesignedSection"/>
+        <w:spacing w:before="140" w:after="60"/>
+        <w:pBdr>
+          <w:bottom w:val="single" w:sz="8" w:space="5" w:color="1B375C"/>
+        </w:pBdr>
+        <w:keepNext/>
+      </w:pPr>
+      <w:r>
+        <w:t>PERSONAL PROJECTS</w:t>
+      </w:r>
+    </w:p>
+    <w:p>
+      <w:pPr>
+        <w:pStyle w:val="DesignedSubsection"/>
+        <w:spacing w:before="90" w:after="10"/>
+        <w:keepNext/>
+      </w:pPr>
+      <w:r>
+        <w:t>Open-Care | Java, Spring Boot, PostgreSQL, Next.js</w:t>
       </w:r>
     </w:p>
     <w:p>
@@ -515,7 +542,33 @@
         <w:t xml:space="preserve">•  </w:t>
       </w:r>
       <w:r>
-        <w:t>Developed and maintained SQL Server database components, including stored procedures, triggers, and views.</w:t>
+        <w:t>Lead contributor to an open-source healthcare-information platform; built a documented Spring Boot REST API with Redis, Keycloak authorization, MinIO, Liquibase, and Docker.</w:t>
+      </w:r>
+    </w:p>
+    <w:p>
+      <w:pPr>
+        <w:pStyle w:val="DesignedSubsection"/>
+        <w:spacing w:before="90" w:after="10"/>
+        <w:keepNext/>
+      </w:pPr>
+      <w:r>
+        <w:t>FactLens | Next.js, Strapi, PostgreSQL, Cloudflare</w:t>
+      </w:r>
+    </w:p>
+    <w:p>
+      <w:pPr>
+        <w:spacing w:after="36" w:line="245" w:lineRule="auto"/>
+        <w:ind w:left="245" w:hanging="187"/>
+        <w:keepLines/>
+      </w:pPr>
+      <w:r>
+        <w:rPr>
+          <w:color w:val="1B375C"/>
+        </w:rPr>
+        <w:t xml:space="preserve">•  </w:t>
+      </w:r>
+      <w:r>
+        <w:t>Built and deployed the full-stack editorial platform, including the frontend, Strapi backend and content APIs, PostgreSQL database, and Cloudflare file storage.</w:t>
       </w:r>
     </w:p>
     <w:p>
@@ -538,51 +591,6 @@
       </w:pPr>
       <w:r>
         <w:t>Khulna University | Bachelor of Science (B.Sc.) in Computer Science and Engineering | 2011–2016</w:t>
-      </w:r>
-    </w:p>
-    <w:p>
-      <w:pPr>
-        <w:pStyle w:val="DesignedSection"/>
-        <w:spacing w:before="140" w:after="60"/>
-        <w:pBdr>
-          <w:bottom w:val="single" w:sz="8" w:space="5" w:color="1B375C"/>
-        </w:pBdr>
-        <w:keepNext/>
-      </w:pPr>
-      <w:r>
-        <w:t>PUBLICATIONS</w:t>
-      </w:r>
-    </w:p>
-    <w:p>
-      <w:pPr>
-        <w:spacing w:after="36" w:line="245" w:lineRule="auto"/>
-        <w:ind w:left="245" w:hanging="187"/>
-        <w:keepLines/>
-      </w:pPr>
-      <w:r>
-        <w:rPr>
-          <w:color w:val="1B375C"/>
-        </w:rPr>
-        <w:t xml:space="preserve">•  </w:t>
-      </w:r>
-      <w:r>
-        <w:t>Temporal Relation Extraction using Apriori Algorithm — ICIEV, 2016</w:t>
-      </w:r>
-    </w:p>
-    <w:p>
-      <w:pPr>
-        <w:spacing w:after="36" w:line="245" w:lineRule="auto"/>
-        <w:ind w:left="245" w:hanging="187"/>
-        <w:keepLines/>
-      </w:pPr>
-      <w:r>
-        <w:rPr>
-          <w:color w:val="1B375C"/>
-        </w:rPr>
-        <w:t xml:space="preserve">•  </w:t>
-      </w:r>
-      <w:r>
-        <w:t>An Effective Attendance Monitoring System with Fraud Prevention Technique for Educational Institutions — International Journal of Engineering and Technology, 2018</w:t>
       </w:r>
     </w:p>
     <w:sectPr>

--- a/resumes/lead-backend/resume.docx
+++ b/resumes/lead-backend/resume.docx
@@ -186,7 +186,7 @@
         <w:t xml:space="preserve">•  </w:t>
       </w:r>
       <w:r>
-        <w:t>Backend &amp; Architecture: Java, Spring Boot, Hibernate, REST APIs, Microservices, Backend Architecture</w:t>
+        <w:t>Backend &amp; Architecture: Java, Spring Boot, Hibernate, REST APIs, RabbitMQ, Microservices, Backend Architecture</w:t>
       </w:r>
     </w:p>
     <w:p>
@@ -218,7 +218,7 @@
         <w:t xml:space="preserve">•  </w:t>
       </w:r>
       <w:r>
-        <w:t>Security &amp; Platform: Keycloak, Authentication, Authorization, Kubernetes, Data Integrity</w:t>
+        <w:t>Security &amp; Platform: Keycloak, Authentication, Authorization, Kubernetes, Nginx, CI/CD, GitHub Actions, Jenkins, Locust, Data Integrity</w:t>
       </w:r>
     </w:p>
     <w:p>
@@ -336,6 +336,22 @@
     </w:p>
     <w:p>
       <w:pPr>
+        <w:spacing w:after="36" w:line="245" w:lineRule="auto"/>
+        <w:ind w:left="245" w:hanging="187"/>
+        <w:keepLines/>
+      </w:pPr>
+      <w:r>
+        <w:rPr>
+          <w:color w:val="1B375C"/>
+        </w:rPr>
+        <w:t xml:space="preserve">•  </w:t>
+      </w:r>
+      <w:r>
+        <w:t>Used RabbitMQ for election-management workflows and CI/CD pipelines, including GitHub Actions, across projects.</w:t>
+      </w:r>
+    </w:p>
+    <w:p>
+      <w:pPr>
         <w:pStyle w:val="DesignedSubsection"/>
         <w:spacing w:before="90" w:after="10"/>
         <w:keepNext/>
@@ -384,6 +400,22 @@
       </w:r>
       <w:r>
         <w:t>Reduced system response time by 30% through Redis caching and backend performance improvements.</w:t>
+      </w:r>
+    </w:p>
+    <w:p>
+      <w:pPr>
+        <w:spacing w:after="36" w:line="245" w:lineRule="auto"/>
+        <w:ind w:left="245" w:hanging="187"/>
+        <w:keepLines/>
+      </w:pPr>
+      <w:r>
+        <w:rPr>
+          <w:color w:val="1B375C"/>
+        </w:rPr>
+        <w:t xml:space="preserve">•  </w:t>
+      </w:r>
+      <w:r>
+        <w:t>Used Jenkins for CI/CD and Locust for load testing.</w:t>
       </w:r>
     </w:p>
     <w:p>

--- a/resumes/lead-backend/resume.docx
+++ b/resumes/lead-backend/resume.docx
@@ -347,7 +347,23 @@
         <w:t xml:space="preserve">•  </w:t>
       </w:r>
       <w:r>
-        <w:t>Used RabbitMQ for election-management workflows and CI/CD pipelines, including GitHub Actions, across projects.</w:t>
+        <w:t>Implemented application-level routing of center and polling-personnel search reads to PostgreSQL read replicas, improving search responsiveness and reducing load on the primary transactional database.</w:t>
+      </w:r>
+    </w:p>
+    <w:p>
+      <w:pPr>
+        <w:spacing w:after="36" w:line="245" w:lineRule="auto"/>
+        <w:ind w:left="245" w:hanging="187"/>
+        <w:keepLines/>
+      </w:pPr>
+      <w:r>
+        <w:rPr>
+          <w:color w:val="1B375C"/>
+        </w:rPr>
+        <w:t xml:space="preserve">•  </w:t>
+      </w:r>
+      <w:r>
+        <w:t>Supported 15 weekly deployments during the three months preceding elections and configured SonarQube quality gates and Trivy dependency-vulnerability scanning in CI/CD.</w:t>
       </w:r>
     </w:p>
     <w:p>

--- a/resumes/lead-backend/resume.docx
+++ b/resumes/lead-backend/resume.docx
@@ -363,7 +363,7 @@
         <w:t xml:space="preserve">•  </w:t>
       </w:r>
       <w:r>
-        <w:t>Supported 15 weekly deployments during the three months preceding elections and configured SonarQube quality gates and Trivy dependency-vulnerability scanning in CI/CD.</w:t>
+        <w:t>Supported 15 production deployments during the three months preceding elections and configured SonarQube quality gates and Trivy dependency-vulnerability scanning in CI/CD.</w:t>
       </w:r>
     </w:p>
     <w:p>

--- a/resumes/lead-backend/resume.docx
+++ b/resumes/lead-backend/resume.docx
@@ -41,7 +41,7 @@
           <w:color w:val="525860"/>
           <w:sz w:val="18"/>
         </w:rPr>
-        <w:t>Dhaka, Bangladesh | Contact via LinkedIn</w:t>
+        <w:t>Dhaka, Bangladesh | +8801912070224 | sadmansobhan@gmail.com</w:t>
       </w:r>
     </w:p>
     <w:p>
